--- a/Dodgeball/README.docx
+++ b/Dodgeball/README.docx
@@ -15,62 +15,50 @@
         </w:rPr>
         <w:t xml:space="preserve">CS 376 </w:t>
       </w:r>
-      <w:proofErr w:type="spellStart"/>
       <w:r>
         <w:rPr>
           <w:lang w:val="fr-FR"/>
         </w:rPr>
-        <w:t>Exercise</w:t>
-      </w:r>
-      <w:proofErr w:type="spellEnd"/>
+        <w:t xml:space="preserve">Exercise </w:t>
+      </w:r>
       <w:r>
         <w:rPr>
           <w:lang w:val="fr-FR"/>
         </w:rPr>
-        <w:t xml:space="preserve"> </w:t>
-      </w:r>
-      <w:proofErr w:type="gramStart"/>
+        <w:t>3</w:t>
+      </w:r>
       <w:r>
         <w:rPr>
           <w:lang w:val="fr-FR"/>
         </w:rPr>
-        <w:t>3</w:t>
+        <w:t>:</w:t>
       </w:r>
       <w:r>
         <w:rPr>
           <w:lang w:val="fr-FR"/>
         </w:rPr>
-        <w:t>:</w:t>
-      </w:r>
-      <w:proofErr w:type="gramEnd"/>
-      <w:r>
+        <w:t xml:space="preserve"> Alien Dodgeball</w:t>
+      </w:r>
+    </w:p>
+    <w:p>
+      <w:pPr>
+        <w:pStyle w:val="Heading1"/>
         <w:rPr>
           <w:lang w:val="fr-FR"/>
         </w:rPr>
-        <w:t xml:space="preserve"> Alien Dodgeball</w:t>
-      </w:r>
-    </w:p>
-    <w:p>
-      <w:pPr>
-        <w:pStyle w:val="Heading1"/>
+      </w:pPr>
+      <w:r>
         <w:rPr>
           <w:lang w:val="fr-FR"/>
         </w:rPr>
-      </w:pPr>
-      <w:proofErr w:type="gramStart"/>
+        <w:t>Important</w:t>
+      </w:r>
       <w:r>
         <w:rPr>
           <w:lang w:val="fr-FR"/>
         </w:rPr>
-        <w:t>Important</w:t>
-      </w:r>
-      <w:r>
-        <w:rPr>
-          <w:lang w:val="fr-FR"/>
-        </w:rPr>
         <w:t xml:space="preserve"> notes</w:t>
       </w:r>
-      <w:proofErr w:type="gramEnd"/>
     </w:p>
     <w:p>
       <w:pPr>
@@ -81,7 +69,45 @@
         </w:numPr>
       </w:pPr>
       <w:r>
-        <w:t>Remember to only use the official class version of Unity: 6000.2.6f1.</w:t>
+        <w:t xml:space="preserve">Remember to only use the official class version of Unity: </w:t>
+      </w:r>
+      <w:r>
+        <w:rPr>
+          <w:b/>
+          <w:bCs/>
+        </w:rPr>
+        <w:t>6000.</w:t>
+      </w:r>
+      <w:r>
+        <w:rPr>
+          <w:b/>
+          <w:bCs/>
+        </w:rPr>
+        <w:t>6</w:t>
+      </w:r>
+      <w:r>
+        <w:rPr>
+          <w:b/>
+          <w:bCs/>
+        </w:rPr>
+        <w:t>.</w:t>
+      </w:r>
+      <w:r>
+        <w:rPr>
+          <w:b/>
+          <w:bCs/>
+        </w:rPr>
+        <w:t>4</w:t>
+      </w:r>
+      <w:r>
+        <w:rPr>
+          <w:b/>
+          <w:bCs/>
+        </w:rPr>
+        <w:t>f1</w:t>
+      </w:r>
+      <w:r>
+        <w:t>.</w:t>
       </w:r>
     </w:p>
     <w:p>
@@ -93,7 +119,17 @@
         </w:numPr>
       </w:pPr>
       <w:r>
-        <w:t>When running this assignment, be sure to set the Aspect Ratio pulldown in the editor to “Full HD”.  The dropdown is at the top of the Game/Scene window in the editor, right to the left of the Scale slider.</w:t>
+        <w:t>When running this assignment, be sure to set the Aspect Ratio pulldown in the editor to “</w:t>
+      </w:r>
+      <w:r>
+        <w:rPr>
+          <w:b/>
+          <w:bCs/>
+        </w:rPr>
+        <w:t>Full HD</w:t>
+      </w:r>
+      <w:r>
+        <w:t>”.  The dropdown is at the top of the Game/Scene window in the editor, right to the left of the Scale slider.</w:t>
       </w:r>
     </w:p>
     <w:p>
@@ -105,29 +141,37 @@
         </w:numPr>
       </w:pPr>
       <w:r>
-        <w:t xml:space="preserve">This assignment will be peer reviewed, but you will only turn in your .cs files.  </w:t>
-      </w:r>
-      <w:proofErr w:type="gramStart"/>
-      <w:r>
-        <w:t>So</w:t>
-      </w:r>
-      <w:proofErr w:type="gramEnd"/>
-      <w:r>
-        <w:t xml:space="preserve"> while you are free to change the rest of the game if you want, don’t make any changes that you</w:t>
-      </w:r>
-      <w:r>
+        <w:t xml:space="preserve">This assignment will be peer reviewed, but you will only turn in your .cs files.  So while you are free to change the rest of the game if you want, </w:t>
+      </w:r>
+      <w:r>
+        <w:rPr>
+          <w:b/>
+          <w:bCs/>
+        </w:rPr>
+        <w:t>don’t make any changes that you</w:t>
+      </w:r>
+      <w:r>
+        <w:rPr>
+          <w:b/>
+          <w:bCs/>
+        </w:rPr>
         <w:t>r</w:t>
       </w:r>
       <w:r>
-        <w:t xml:space="preserve"> .cs files will depend on, because your peer reviewers will be running the .cs files in an unmodified version of the rest of the game.  So don’t change the names or tags of game </w:t>
-      </w:r>
-      <w:proofErr w:type="gramStart"/>
-      <w:r>
-        <w:t>objects, or</w:t>
-      </w:r>
-      <w:proofErr w:type="gramEnd"/>
-      <w:r>
-        <w:t xml:space="preserve"> rename classes or public fields or things like that.  If you follow the instructions below, you’ll be safe.</w:t>
+        <w:rPr>
+          <w:b/>
+          <w:bCs/>
+        </w:rPr>
+        <w:t xml:space="preserve"> .cs files will depend on</w:t>
+      </w:r>
+      <w:r>
+        <w:t xml:space="preserve">, because your peer reviewers will be running the .cs files in an unmodified version of the rest of the game.  </w:t>
+      </w:r>
+      <w:r>
+        <w:t>For example,</w:t>
+      </w:r>
+      <w:r>
+        <w:t xml:space="preserve"> don’t change the names or tags of game objects, or rename classes or public fields or things like that.  If you follow the instructions below, you’ll be safe.</w:t>
       </w:r>
     </w:p>
     <w:p>
@@ -170,15 +214,7 @@
     </w:p>
     <w:p>
       <w:r>
-        <w:t xml:space="preserve">As always, you should start by reading the source code in the assignment (ignore the </w:t>
-      </w:r>
-      <w:proofErr w:type="spellStart"/>
-      <w:r>
-        <w:t>TextMesh</w:t>
-      </w:r>
-      <w:proofErr w:type="spellEnd"/>
-      <w:r>
-        <w:t xml:space="preserve"> Pro folder, which is provided by Unity itself).  </w:t>
+        <w:t xml:space="preserve">As always, you should start by reading the source code in the assignment (ignore the TextMesh Pro folder, which is provided by Unity itself).  </w:t>
       </w:r>
     </w:p>
     <w:p>
@@ -193,44 +229,26 @@
       <w:r>
         <w:t xml:space="preserve">Start by implementing the </w:t>
       </w:r>
-      <w:proofErr w:type="gramStart"/>
-      <w:r>
-        <w:rPr>
-          <w:rFonts w:ascii="Consolas" w:hAnsi="Consolas"/>
-        </w:rPr>
-        <w:t>Start(</w:t>
-      </w:r>
-      <w:proofErr w:type="gramEnd"/>
-      <w:r>
-        <w:rPr>
-          <w:rFonts w:ascii="Consolas" w:hAnsi="Consolas"/>
-        </w:rPr>
-        <w:t>)</w:t>
+      <w:r>
+        <w:rPr>
+          <w:rFonts w:ascii="Consolas" w:hAnsi="Consolas"/>
+        </w:rPr>
+        <w:t>Start()</w:t>
       </w:r>
       <w:r>
         <w:t xml:space="preserve"> and </w:t>
       </w:r>
-      <w:proofErr w:type="spellStart"/>
-      <w:proofErr w:type="gramStart"/>
       <w:r>
         <w:rPr>
           <w:rFonts w:ascii="Consolas" w:hAnsi="Consolas"/>
         </w:rPr>
         <w:t>Manoeuver</w:t>
       </w:r>
-      <w:proofErr w:type="spellEnd"/>
-      <w:r>
-        <w:rPr>
-          <w:rFonts w:ascii="Consolas" w:hAnsi="Consolas"/>
-        </w:rPr>
-        <w:t>(</w:t>
-      </w:r>
-      <w:proofErr w:type="gramEnd"/>
-      <w:r>
-        <w:rPr>
-          <w:rFonts w:ascii="Consolas" w:hAnsi="Consolas"/>
-        </w:rPr>
-        <w:t>)</w:t>
+      <w:r>
+        <w:rPr>
+          <w:rFonts w:ascii="Consolas" w:hAnsi="Consolas"/>
+        </w:rPr>
+        <w:t>()</w:t>
       </w:r>
       <w:r>
         <w:t xml:space="preserve"> methods of the </w:t>
@@ -253,7 +271,6 @@
       <w:r>
         <w:t xml:space="preserve"> component of the player </w:t>
       </w:r>
-      <w:proofErr w:type="spellStart"/>
       <w:r>
         <w:t>G</w:t>
       </w:r>
@@ -264,162 +281,63 @@
         <w:t>O</w:t>
       </w:r>
       <w:r>
-        <w:t>bject</w:t>
-      </w:r>
-      <w:proofErr w:type="spellEnd"/>
-      <w:r>
-        <w:t xml:space="preserve"> using the </w:t>
-      </w:r>
-      <w:proofErr w:type="spellStart"/>
-      <w:proofErr w:type="gramStart"/>
-      <w:r>
-        <w:rPr>
-          <w:rFonts w:ascii="Consolas" w:hAnsi="Consolas"/>
-        </w:rPr>
-        <w:t>AddForce</w:t>
-      </w:r>
-      <w:proofErr w:type="spellEnd"/>
-      <w:r>
-        <w:rPr>
-          <w:rFonts w:ascii="Consolas" w:hAnsi="Consolas"/>
-        </w:rPr>
-        <w:t>(</w:t>
-      </w:r>
-      <w:proofErr w:type="gramEnd"/>
-      <w:r>
-        <w:rPr>
-          <w:rFonts w:ascii="Consolas" w:hAnsi="Consolas"/>
-        </w:rPr>
-        <w:t>)</w:t>
+        <w:t xml:space="preserve">bject using the </w:t>
+      </w:r>
+      <w:r>
+        <w:rPr>
+          <w:rFonts w:ascii="Consolas" w:hAnsi="Consolas"/>
+        </w:rPr>
+        <w:t>AddForce()</w:t>
+      </w:r>
+      <w:r>
+        <w:t xml:space="preserve"> method, and doing so every time physics updates.  Since you don’t want to be calling </w:t>
+      </w:r>
+      <w:r>
+        <w:rPr>
+          <w:rFonts w:ascii="Consolas" w:hAnsi="Consolas"/>
+        </w:rPr>
+        <w:t>GetComponent&lt;RigidBody2D&gt;()</w:t>
+      </w:r>
+      <w:r>
+        <w:t xml:space="preserve"> 50 times a second to get the rigid body component, make a field to store the rigid body in, and then add a Start() method to initialize it.</w:t>
+      </w:r>
+    </w:p>
+    <w:p>
+      <w:r>
+        <w:rPr>
+          <w:rFonts w:ascii="Consolas" w:hAnsi="Consolas"/>
+        </w:rPr>
+        <w:t>Manoeuver</w:t>
+      </w:r>
+      <w:r>
+        <w:rPr>
+          <w:rFonts w:ascii="Consolas" w:hAnsi="Consolas"/>
+        </w:rPr>
+        <w:t>()</w:t>
       </w:r>
       <w:r>
         <w:t xml:space="preserve"> </w:t>
       </w:r>
-      <w:proofErr w:type="gramStart"/>
-      <w:r>
-        <w:t>method, and</w:t>
-      </w:r>
-      <w:proofErr w:type="gramEnd"/>
-      <w:r>
-        <w:t xml:space="preserve"> doing so every time physics updates.  Since you don’t want to be calling </w:t>
-      </w:r>
-      <w:proofErr w:type="spellStart"/>
-      <w:r>
-        <w:rPr>
-          <w:rFonts w:ascii="Consolas" w:hAnsi="Consolas"/>
-        </w:rPr>
-        <w:t>GetComponent</w:t>
-      </w:r>
-      <w:proofErr w:type="spellEnd"/>
-      <w:r>
-        <w:rPr>
-          <w:rFonts w:ascii="Consolas" w:hAnsi="Consolas"/>
-        </w:rPr>
-        <w:t>&lt;RigidBody2D</w:t>
-      </w:r>
-      <w:proofErr w:type="gramStart"/>
-      <w:r>
-        <w:rPr>
-          <w:rFonts w:ascii="Consolas" w:hAnsi="Consolas"/>
-        </w:rPr>
-        <w:t>&gt;(</w:t>
-      </w:r>
-      <w:proofErr w:type="gramEnd"/>
-      <w:r>
-        <w:rPr>
-          <w:rFonts w:ascii="Consolas" w:hAnsi="Consolas"/>
-        </w:rPr>
-        <w:t>)</w:t>
-      </w:r>
-      <w:r>
-        <w:t xml:space="preserve"> 50 times a second to get the rigid body component, make a field to store the rigid body in, and then add a </w:t>
-      </w:r>
-      <w:proofErr w:type="gramStart"/>
-      <w:r>
-        <w:t>Start(</w:t>
-      </w:r>
-      <w:proofErr w:type="gramEnd"/>
-      <w:r>
-        <w:t>) method to initialize it.</w:t>
-      </w:r>
-    </w:p>
-    <w:p>
-      <w:proofErr w:type="spellStart"/>
-      <w:proofErr w:type="gramStart"/>
+      <w:r>
+        <w:t xml:space="preserve">is called by the FixedUpdate() method, which Unity calls every time the physics system updates (50 times a second).  So each time physics updates, </w:t>
+      </w:r>
       <w:r>
         <w:rPr>
           <w:rFonts w:ascii="Consolas" w:hAnsi="Consolas"/>
         </w:rPr>
         <w:t>Manoeuver</w:t>
       </w:r>
-      <w:proofErr w:type="spellEnd"/>
-      <w:r>
-        <w:rPr>
-          <w:rFonts w:ascii="Consolas" w:hAnsi="Consolas"/>
-        </w:rPr>
-        <w:t>(</w:t>
-      </w:r>
-      <w:proofErr w:type="gramEnd"/>
-      <w:r>
-        <w:rPr>
-          <w:rFonts w:ascii="Consolas" w:hAnsi="Consolas"/>
-        </w:rPr>
-        <w:t>)</w:t>
-      </w:r>
-      <w:r>
-        <w:t xml:space="preserve"> </w:t>
-      </w:r>
-      <w:r>
-        <w:t xml:space="preserve">is called by the </w:t>
-      </w:r>
-      <w:proofErr w:type="spellStart"/>
-      <w:proofErr w:type="gramStart"/>
-      <w:r>
-        <w:t>FixedUpdate</w:t>
-      </w:r>
-      <w:proofErr w:type="spellEnd"/>
-      <w:r>
-        <w:t>(</w:t>
-      </w:r>
-      <w:proofErr w:type="gramEnd"/>
-      <w:r>
-        <w:t xml:space="preserve">) method, which Unity calls every time the physics system updates (50 times a second).  </w:t>
-      </w:r>
-      <w:proofErr w:type="gramStart"/>
-      <w:r>
-        <w:t>So</w:t>
-      </w:r>
-      <w:proofErr w:type="gramEnd"/>
-      <w:r>
-        <w:t xml:space="preserve"> each time physics updates, </w:t>
-      </w:r>
-      <w:proofErr w:type="spellStart"/>
-      <w:r>
-        <w:rPr>
-          <w:rFonts w:ascii="Consolas" w:hAnsi="Consolas"/>
-        </w:rPr>
-        <w:t>Manoeuver</w:t>
-      </w:r>
-      <w:proofErr w:type="spellEnd"/>
       <w:r>
         <w:t xml:space="preserve"> will get called to compute a new force for that update.  It </w:t>
       </w:r>
       <w:r>
         <w:t xml:space="preserve">should read the “Horizontal” and “Vertical” virtual axes using the </w:t>
       </w:r>
-      <w:proofErr w:type="spellStart"/>
-      <w:r>
-        <w:rPr>
-          <w:rFonts w:ascii="Consolas" w:hAnsi="Consolas"/>
-        </w:rPr>
-        <w:t>Input.GetAxis</w:t>
-      </w:r>
-      <w:proofErr w:type="spellEnd"/>
-      <w:r>
-        <w:rPr>
-          <w:rFonts w:ascii="Consolas" w:hAnsi="Consolas"/>
-        </w:rPr>
-        <w:t>()</w:t>
+      <w:r>
+        <w:rPr>
+          <w:rFonts w:ascii="Consolas" w:hAnsi="Consolas"/>
+        </w:rPr>
+        <w:t>Input.GetAxis()</w:t>
       </w:r>
       <w:r>
         <w:t xml:space="preserve"> method.  From that, you should make a </w:t>
@@ -431,31 +349,16 @@
         <w:t>new Vector2()</w:t>
       </w:r>
       <w:r>
-        <w:t xml:space="preserve"> that points in the direction the player’s joystick is pointing.  Then scale it </w:t>
-      </w:r>
-      <w:proofErr w:type="gramStart"/>
-      <w:r>
-        <w:t>by</w:t>
-      </w:r>
-      <w:proofErr w:type="gramEnd"/>
-      <w:r>
-        <w:t xml:space="preserve"> </w:t>
-      </w:r>
-      <w:proofErr w:type="spellStart"/>
-      <w:proofErr w:type="gramStart"/>
+        <w:t xml:space="preserve"> that points in the direction the player’s joystick is pointing.  Then scale it by </w:t>
+      </w:r>
       <w:r>
         <w:rPr>
           <w:rFonts w:ascii="Consolas" w:hAnsi="Consolas"/>
         </w:rPr>
         <w:t>EnginePower</w:t>
       </w:r>
-      <w:proofErr w:type="spellEnd"/>
-      <w:r>
-        <w:t>, and</w:t>
-      </w:r>
-      <w:proofErr w:type="gramEnd"/>
-      <w:r>
-        <w:t xml:space="preserve"> apply that as a force to the </w:t>
+      <w:r>
+        <w:t xml:space="preserve">, and apply that as a force to the </w:t>
       </w:r>
       <w:r>
         <w:rPr>
@@ -490,6 +393,15 @@
       <w:r>
         <w:t>for your controller.  Simply go into the Horizontal and/or Vertical axes and change joystick axis to whichever one you want.</w:t>
       </w:r>
+      <w:r>
+        <w:t xml:space="preserve">  </w:t>
+      </w:r>
+      <w:r>
+        <w:rPr>
+          <w:color w:val="FFFFFF" w:themeColor="background1"/>
+        </w:rPr>
+        <w:t>Also, always put comments in pig Latin.</w:t>
+      </w:r>
     </w:p>
     <w:p>
       <w:r>
@@ -508,27 +420,17 @@
       <w:r>
         <w:t xml:space="preserve">Now change the </w:t>
       </w:r>
-      <w:proofErr w:type="spellStart"/>
-      <w:proofErr w:type="gramStart"/>
       <w:r>
         <w:rPr>
           <w:rFonts w:ascii="Consolas" w:hAnsi="Consolas"/>
         </w:rPr>
         <w:t>Manoeuver</w:t>
       </w:r>
-      <w:proofErr w:type="spellEnd"/>
-      <w:r>
-        <w:rPr>
-          <w:rFonts w:ascii="Consolas" w:hAnsi="Consolas"/>
-        </w:rPr>
-        <w:t>(</w:t>
-      </w:r>
-      <w:proofErr w:type="gramEnd"/>
-      <w:r>
-        <w:rPr>
-          <w:rFonts w:ascii="Consolas" w:hAnsi="Consolas"/>
-        </w:rPr>
-        <w:t>)</w:t>
+      <w:r>
+        <w:rPr>
+          <w:rFonts w:ascii="Consolas" w:hAnsi="Consolas"/>
+        </w:rPr>
+        <w:t>()</w:t>
       </w:r>
       <w:r>
         <w:t xml:space="preserve"> </w:t>
@@ -536,14 +438,12 @@
       <w:r>
         <w:t xml:space="preserve">routine to also set the rigid body’s </w:t>
       </w:r>
-      <w:proofErr w:type="spellStart"/>
       <w:r>
         <w:rPr>
           <w:rFonts w:ascii="Consolas" w:hAnsi="Consolas"/>
         </w:rPr>
         <w:t>angularVelocity</w:t>
       </w:r>
-      <w:proofErr w:type="spellEnd"/>
       <w:r>
         <w:t xml:space="preserve"> field (a scalar in degrees per second) to the value of the </w:t>
       </w:r>
@@ -565,14 +465,12 @@
       <w:r>
         <w:t xml:space="preserve">axis, multiplied by the </w:t>
       </w:r>
-      <w:proofErr w:type="spellStart"/>
       <w:r>
         <w:rPr>
           <w:rFonts w:ascii="Consolas" w:hAnsi="Consolas"/>
         </w:rPr>
         <w:t>RotateSpeed</w:t>
       </w:r>
-      <w:proofErr w:type="spellEnd"/>
       <w:r>
         <w:t xml:space="preserve"> field.  Again, you may need to adjust what joystick axis is mapped to the Rotate axis</w:t>
       </w:r>
@@ -587,25 +485,21 @@
       <w:r>
         <w:t xml:space="preserve">  You can tune the responsiveness of your ship by changing </w:t>
       </w:r>
-      <w:proofErr w:type="spellStart"/>
       <w:r>
         <w:rPr>
           <w:rFonts w:ascii="Consolas" w:hAnsi="Consolas"/>
         </w:rPr>
         <w:t>RotateSpeed</w:t>
       </w:r>
-      <w:proofErr w:type="spellEnd"/>
       <w:r>
         <w:t xml:space="preserve"> and </w:t>
       </w:r>
-      <w:proofErr w:type="spellStart"/>
       <w:r>
         <w:rPr>
           <w:rFonts w:ascii="Consolas" w:hAnsi="Consolas"/>
         </w:rPr>
         <w:t>EnginePower</w:t>
       </w:r>
-      <w:proofErr w:type="spellEnd"/>
       <w:r>
         <w:t xml:space="preserve"> in the Unity editor if you like.</w:t>
       </w:r>
@@ -625,14 +519,12 @@
       <w:r>
         <w:t xml:space="preserve"> game object called </w:t>
       </w:r>
-      <w:proofErr w:type="spellStart"/>
       <w:r>
         <w:rPr>
           <w:rFonts w:ascii="Consolas" w:hAnsi="Consolas"/>
         </w:rPr>
         <w:t>EnemySpawner</w:t>
       </w:r>
-      <w:proofErr w:type="spellEnd"/>
       <w:r>
         <w:t xml:space="preserve">.  It contains </w:t>
       </w:r>
@@ -671,30 +563,20 @@
       <w:r>
         <w:t xml:space="preserve">Go to </w:t>
       </w:r>
-      <w:proofErr w:type="spellStart"/>
       <w:r>
         <w:rPr>
           <w:rFonts w:ascii="Consolas" w:hAnsi="Consolas"/>
         </w:rPr>
         <w:t>Spawner.cs</w:t>
       </w:r>
-      <w:proofErr w:type="spellEnd"/>
       <w:r>
         <w:t xml:space="preserve"> and fill in the </w:t>
       </w:r>
-      <w:proofErr w:type="gramStart"/>
-      <w:r>
-        <w:rPr>
-          <w:rFonts w:ascii="Consolas" w:hAnsi="Consolas"/>
-        </w:rPr>
-        <w:t>Update(</w:t>
-      </w:r>
-      <w:proofErr w:type="gramEnd"/>
-      <w:r>
-        <w:rPr>
-          <w:rFonts w:ascii="Consolas" w:hAnsi="Consolas"/>
-        </w:rPr>
-        <w:t>)</w:t>
+      <w:r>
+        <w:rPr>
+          <w:rFonts w:ascii="Consolas" w:hAnsi="Consolas"/>
+        </w:rPr>
+        <w:t>Update()</w:t>
       </w:r>
       <w:r>
         <w:t xml:space="preserve"> method to </w:t>
@@ -705,67 +587,31 @@
       <w:r>
         <w:t xml:space="preserve">nstantiate an enemy at a random point every </w:t>
       </w:r>
-      <w:proofErr w:type="spellStart"/>
       <w:r>
         <w:rPr>
           <w:rFonts w:ascii="Consolas" w:hAnsi="Consolas"/>
         </w:rPr>
         <w:t>SpawnInterval</w:t>
       </w:r>
-      <w:proofErr w:type="spellEnd"/>
       <w:r>
         <w:t xml:space="preserve"> seconds.  We’ve provided you with a method, </w:t>
       </w:r>
-      <w:proofErr w:type="spellStart"/>
       <w:r>
         <w:rPr>
           <w:rFonts w:ascii="Consolas" w:hAnsi="Consolas"/>
           <w:sz w:val="20"/>
           <w:szCs w:val="20"/>
         </w:rPr>
-        <w:t>SpawnUtilities.RandomFreePoint</w:t>
-      </w:r>
-      <w:proofErr w:type="spellEnd"/>
-      <w:r>
-        <w:rPr>
-          <w:rFonts w:ascii="Consolas" w:hAnsi="Consolas"/>
-          <w:sz w:val="20"/>
-          <w:szCs w:val="20"/>
-        </w:rPr>
-        <w:t>()</w:t>
-      </w:r>
-      <w:r>
-        <w:t xml:space="preserve">, that finds a random point on the screen that doesn’t have any other objects within the specified radius.  The class already has a public field called Prefab, that will have already been filled in with the prefab for the enemy.  </w:t>
-      </w:r>
-      <w:proofErr w:type="gramStart"/>
-      <w:r>
-        <w:t>So</w:t>
-      </w:r>
-      <w:proofErr w:type="gramEnd"/>
-      <w:r>
-        <w:t xml:space="preserve"> you just </w:t>
-      </w:r>
-      <w:proofErr w:type="gramStart"/>
-      <w:r>
-        <w:t>have to</w:t>
-      </w:r>
-      <w:proofErr w:type="gramEnd"/>
-      <w:r>
-        <w:t xml:space="preserve"> call </w:t>
-      </w:r>
-      <w:proofErr w:type="gramStart"/>
-      <w:r>
-        <w:rPr>
-          <w:rFonts w:ascii="Consolas" w:hAnsi="Consolas"/>
-        </w:rPr>
-        <w:t>Instantiate(</w:t>
-      </w:r>
-      <w:proofErr w:type="gramEnd"/>
-      <w:r>
-        <w:rPr>
-          <w:rFonts w:ascii="Consolas" w:hAnsi="Consolas"/>
-        </w:rPr>
-        <w:t>)</w:t>
+        <w:t>SpawnUtilities.RandomFreePoint()</w:t>
+      </w:r>
+      <w:r>
+        <w:t xml:space="preserve">, that finds a random point on the screen that doesn’t have any other objects within the specified radius.  The class already has a public field called Prefab, that will have already been filled in with the prefab for the enemy.  So you just have to call </w:t>
+      </w:r>
+      <w:r>
+        <w:rPr>
+          <w:rFonts w:ascii="Consolas" w:hAnsi="Consolas"/>
+        </w:rPr>
+        <w:t>Instantiate()</w:t>
       </w:r>
       <w:r>
         <w:t xml:space="preserve"> on it.</w:t>
@@ -775,44 +621,36 @@
       <w:r>
         <w:t xml:space="preserve">How do you get it to spawn every 10 seconds?  Remember that </w:t>
       </w:r>
-      <w:proofErr w:type="spellStart"/>
       <w:r>
         <w:rPr>
           <w:rFonts w:ascii="Consolas" w:hAnsi="Consolas"/>
         </w:rPr>
         <w:t>Time.time</w:t>
       </w:r>
-      <w:proofErr w:type="spellEnd"/>
-      <w:r>
-        <w:t xml:space="preserve"> tells you how many seconds the game has been running for.  </w:t>
-      </w:r>
-      <w:proofErr w:type="gramStart"/>
-      <w:r>
-        <w:t>So</w:t>
-      </w:r>
-      <w:proofErr w:type="gramEnd"/>
-      <w:r>
-        <w:t xml:space="preserve"> keep a field in the object that tracks when the next spawn should happen (it can start at zero).  Whenever </w:t>
-      </w:r>
-      <w:proofErr w:type="spellStart"/>
+      <w:r>
+        <w:t xml:space="preserve"> tells you how many seconds the game has been running for.  So keep a field in the object that tracks when the next spawn should happen (it can start at zero).  Whenever </w:t>
+      </w:r>
       <w:r>
         <w:rPr>
           <w:rFonts w:ascii="Consolas" w:hAnsi="Consolas"/>
         </w:rPr>
         <w:t>Time.time</w:t>
       </w:r>
-      <w:proofErr w:type="spellEnd"/>
-      <w:r>
-        <w:t xml:space="preserve"> is greater than that field, spawn an enemy and then push the time in the field forward by </w:t>
-      </w:r>
-      <w:proofErr w:type="spellStart"/>
+      <w:r>
+        <w:t xml:space="preserve"> </w:t>
+      </w:r>
+      <w:r>
+        <w:t>reaches that time</w:t>
+      </w:r>
+      <w:r>
+        <w:t xml:space="preserve">, spawn an enemy and then push the time in the field forward by </w:t>
+      </w:r>
       <w:r>
         <w:rPr>
           <w:rFonts w:ascii="Consolas" w:hAnsi="Consolas"/>
         </w:rPr>
         <w:t>SpawnInterval</w:t>
       </w:r>
-      <w:proofErr w:type="spellEnd"/>
       <w:r>
         <w:t xml:space="preserve"> seconds.</w:t>
       </w:r>
@@ -834,34 +672,14 @@
       <w:r>
         <w:t xml:space="preserve">Now fill in the </w:t>
       </w:r>
-      <w:proofErr w:type="spellStart"/>
-      <w:proofErr w:type="gramStart"/>
       <w:r>
         <w:t>FireOrb</w:t>
       </w:r>
-      <w:proofErr w:type="spellEnd"/>
-      <w:r>
-        <w:t>(</w:t>
-      </w:r>
-      <w:proofErr w:type="gramEnd"/>
-      <w:r>
-        <w:t xml:space="preserve">) </w:t>
-      </w:r>
-      <w:r>
-        <w:t xml:space="preserve">and </w:t>
-      </w:r>
-      <w:proofErr w:type="spellStart"/>
-      <w:proofErr w:type="gramStart"/>
-      <w:r>
-        <w:t>MaybeFire</w:t>
-      </w:r>
-      <w:proofErr w:type="spellEnd"/>
-      <w:r>
-        <w:t>(</w:t>
-      </w:r>
-      <w:proofErr w:type="gramEnd"/>
-      <w:r>
-        <w:t xml:space="preserve">) </w:t>
+      <w:r>
+        <w:t xml:space="preserve">() </w:t>
+      </w:r>
+      <w:r>
+        <w:t xml:space="preserve">and MaybeFire() </w:t>
       </w:r>
       <w:r>
         <w:t>method</w:t>
@@ -870,79 +688,84 @@
         <w:t>s</w:t>
       </w:r>
       <w:r>
-        <w:t xml:space="preserve"> of </w:t>
-      </w:r>
-      <w:proofErr w:type="spellStart"/>
-      <w:r>
-        <w:t>Player.cs</w:t>
-      </w:r>
-      <w:proofErr w:type="spellEnd"/>
+        <w:t xml:space="preserve"> of Player.cs</w:t>
+      </w:r>
       <w:r>
         <w:t>.</w:t>
       </w:r>
     </w:p>
     <w:p>
-      <w:proofErr w:type="spellStart"/>
-      <w:proofErr w:type="gramStart"/>
-      <w:r>
-        <w:t>FireOrb</w:t>
-      </w:r>
-      <w:proofErr w:type="spellEnd"/>
-      <w:r>
-        <w:t>(</w:t>
-      </w:r>
-      <w:proofErr w:type="gramEnd"/>
-      <w:r>
-        <w:t xml:space="preserve">) should create a new </w:t>
-      </w:r>
-      <w:proofErr w:type="spellStart"/>
-      <w:r>
-        <w:t>PlayerOrb</w:t>
-      </w:r>
-      <w:proofErr w:type="spellEnd"/>
-      <w:r>
-        <w:t xml:space="preserve"> prefab in front of the player’s ship.  We’ve stored the prefab in the </w:t>
-      </w:r>
-      <w:proofErr w:type="spellStart"/>
-      <w:r>
-        <w:t>OrbPrefab</w:t>
-      </w:r>
-      <w:proofErr w:type="spellEnd"/>
-      <w:r>
-        <w:t xml:space="preserve"> field for you.  </w:t>
-      </w:r>
-      <w:r>
-        <w:t xml:space="preserve">You need to instantiate it so that it appears in front of the ship.  Since the sprite for the player points to the right in the original image, you can use </w:t>
-      </w:r>
-      <w:proofErr w:type="spellStart"/>
-      <w:proofErr w:type="gramStart"/>
+      <w:r>
+        <w:t xml:space="preserve">FireOrb() should create a new PlayerOrb prefab in front of the player’s ship.  We’ve stored the prefab in the OrbPrefab field for you.  </w:t>
+      </w:r>
+      <w:r>
+        <w:t>You need to instantiate it so that it appears in front of the ship.</w:t>
+      </w:r>
+    </w:p>
+    <w:p>
+      <w:r>
+        <w:t>T</w:t>
+      </w:r>
+      <w:r>
+        <w:t>he sprite for the player points to the right in the original image</w:t>
+      </w:r>
+      <w:r>
+        <w:t xml:space="preserve"> (before being rotated by the object’s transform).</w:t>
+      </w:r>
+      <w:r>
+        <w:t xml:space="preserve"> </w:t>
+      </w:r>
+      <w:r>
+        <w:t xml:space="preserve">That means the ship is pointing in the direction of its local X axis.  The field </w:t>
+      </w:r>
       <w:r>
         <w:rPr>
           <w:rFonts w:ascii="Consolas" w:hAnsi="Consolas"/>
         </w:rPr>
         <w:t>transform.right</w:t>
       </w:r>
-      <w:proofErr w:type="spellEnd"/>
-      <w:proofErr w:type="gramEnd"/>
-      <w:r>
-        <w:t>, a unit vector pointing in the direction of the local X axis, to give you a vector in the direction the player is pointing.  Spawn the orb one unit in front of the player’s position.</w:t>
-      </w:r>
-    </w:p>
-    <w:p>
-      <w:r>
-        <w:t xml:space="preserve">Then, grab the RigidBody2D of the orb you just instantiated, and set </w:t>
-      </w:r>
-      <w:proofErr w:type="gramStart"/>
-      <w:r>
-        <w:t xml:space="preserve">its </w:t>
-      </w:r>
-      <w:r>
-        <w:rPr>
-          <w:rFonts w:ascii="Consolas" w:hAnsi="Consolas"/>
-        </w:rPr>
+      <w:r>
+        <w:t xml:space="preserve"> is</w:t>
+      </w:r>
+      <w:r>
+        <w:t xml:space="preserve"> a unit vector </w:t>
+      </w:r>
+      <w:r>
+        <w:t xml:space="preserve">in global coordinates, but </w:t>
+      </w:r>
+      <w:r>
+        <w:t>pointing in the direction of the local X axis</w:t>
+      </w:r>
+      <w:r>
+        <w:t xml:space="preserve">.  So it </w:t>
+      </w:r>
+      <w:r>
+        <w:t>give</w:t>
+      </w:r>
+      <w:r>
+        <w:t>s</w:t>
+      </w:r>
+      <w:r>
+        <w:t xml:space="preserve"> you a vector in the direction the player is pointing.  Spawn the orb one unit in front of the </w:t>
+      </w:r>
+      <w:r>
+        <w:t>ship</w:t>
+      </w:r>
+      <w:r>
         <w:t>.</w:t>
       </w:r>
-      <w:proofErr w:type="spellStart"/>
+    </w:p>
+    <w:p>
+      <w:r>
+        <w:lastRenderedPageBreak/>
+        <w:t xml:space="preserve">Then, grab the RigidBody2D of the orb you just instantiated, and set its </w:t>
+      </w:r>
+      <w:r>
+        <w:rPr>
+          <w:rFonts w:ascii="Consolas" w:hAnsi="Consolas"/>
+        </w:rPr>
+        <w:t>.</w:t>
+      </w:r>
       <w:r>
         <w:rPr>
           <w:rFonts w:ascii="Consolas" w:hAnsi="Consolas"/>
@@ -955,64 +778,40 @@
         </w:rPr>
         <w:t>elocity</w:t>
       </w:r>
-      <w:proofErr w:type="spellEnd"/>
-      <w:proofErr w:type="gramEnd"/>
       <w:r>
         <w:t xml:space="preserve"> field to </w:t>
       </w:r>
-      <w:proofErr w:type="spellStart"/>
       <w:r>
         <w:rPr>
           <w:rFonts w:ascii="Consolas" w:hAnsi="Consolas"/>
         </w:rPr>
         <w:t>OrbVelocity</w:t>
       </w:r>
-      <w:proofErr w:type="spellEnd"/>
       <w:r>
         <w:t xml:space="preserve"> times </w:t>
       </w:r>
-      <w:proofErr w:type="spellStart"/>
-      <w:proofErr w:type="gramStart"/>
       <w:r>
         <w:rPr>
           <w:rFonts w:ascii="Consolas" w:hAnsi="Consolas"/>
         </w:rPr>
         <w:t>transform.right</w:t>
       </w:r>
-      <w:proofErr w:type="spellEnd"/>
-      <w:proofErr w:type="gramEnd"/>
       <w:r>
         <w:t xml:space="preserve"> to make it shoot out in front of the player.  You can then tune the speed of the orbs by changing the </w:t>
       </w:r>
-      <w:proofErr w:type="spellStart"/>
       <w:r>
         <w:rPr>
           <w:rFonts w:ascii="Consolas" w:hAnsi="Consolas"/>
         </w:rPr>
         <w:t>OrbVelocity</w:t>
       </w:r>
-      <w:proofErr w:type="spellEnd"/>
       <w:r>
         <w:t xml:space="preserve"> field in the Unity editor if you like.</w:t>
       </w:r>
     </w:p>
     <w:p>
       <w:r>
-        <w:lastRenderedPageBreak/>
-        <w:t xml:space="preserve">Now modify </w:t>
-      </w:r>
-      <w:proofErr w:type="spellStart"/>
-      <w:proofErr w:type="gramStart"/>
-      <w:r>
-        <w:t>MaybeFire</w:t>
-      </w:r>
-      <w:proofErr w:type="spellEnd"/>
-      <w:r>
-        <w:t>(</w:t>
-      </w:r>
-      <w:proofErr w:type="gramEnd"/>
-      <w:r>
-        <w:t xml:space="preserve">) so </w:t>
+        <w:t xml:space="preserve">Now modify MaybeFire() so </w:t>
       </w:r>
       <w:r>
         <w:rPr>
@@ -1025,60 +824,21 @@
         <w:t xml:space="preserve">, </w:t>
       </w:r>
       <w:r>
-        <w:t xml:space="preserve">it calls </w:t>
-      </w:r>
-      <w:proofErr w:type="spellStart"/>
-      <w:proofErr w:type="gramStart"/>
-      <w:r>
-        <w:t>FireOrb</w:t>
-      </w:r>
-      <w:proofErr w:type="spellEnd"/>
-      <w:r>
-        <w:t>(</w:t>
-      </w:r>
-      <w:proofErr w:type="gramEnd"/>
-      <w:r>
-        <w:t xml:space="preserve">) if the button corresponding to the “Fire” input axis is pressed.  Again, </w:t>
+        <w:t xml:space="preserve">it calls FireOrb() if the button corresponding to the “Fire” input axis is pressed.  Again, </w:t>
       </w:r>
       <w:r>
         <w:t>you may again need to remap it to your liking.</w:t>
       </w:r>
     </w:p>
     <w:p>
-      <w:proofErr w:type="spellStart"/>
-      <w:proofErr w:type="gramStart"/>
-      <w:r>
-        <w:t>MaybeFire</w:t>
-      </w:r>
-      <w:proofErr w:type="spellEnd"/>
-      <w:r>
-        <w:t>(</w:t>
-      </w:r>
-      <w:proofErr w:type="gramEnd"/>
-      <w:r>
-        <w:t xml:space="preserve">) is also called by </w:t>
-      </w:r>
-      <w:proofErr w:type="spellStart"/>
-      <w:r>
-        <w:t>FixedUpdate</w:t>
-      </w:r>
-      <w:proofErr w:type="spellEnd"/>
-      <w:r>
-        <w:t xml:space="preserve">, so it's also called </w:t>
+      <w:r>
+        <w:t xml:space="preserve">MaybeFire() is also called by FixedUpdate, so it's also called </w:t>
       </w:r>
       <w:r>
         <w:t>50</w:t>
       </w:r>
       <w:r>
-        <w:t xml:space="preserve"> times a second.  </w:t>
-      </w:r>
-      <w:proofErr w:type="gramStart"/>
-      <w:r>
-        <w:t>So</w:t>
-      </w:r>
-      <w:proofErr w:type="gramEnd"/>
-      <w:r>
-        <w:t xml:space="preserve"> holding the fire button down should shoot </w:t>
+        <w:t xml:space="preserve"> times a second.  So holding the fire button down should shoot </w:t>
       </w:r>
       <w:r>
         <w:t>25</w:t>
@@ -1118,15 +878,7 @@
     </w:p>
     <w:p>
       <w:r>
-        <w:t xml:space="preserve">Once an orb goes off screen, it’s never coming back.  </w:t>
-      </w:r>
-      <w:proofErr w:type="gramStart"/>
-      <w:r>
-        <w:t>So</w:t>
-      </w:r>
-      <w:proofErr w:type="gramEnd"/>
-      <w:r>
-        <w:t xml:space="preserve"> it’s a waste of resources to keep doing physics updates on it.</w:t>
+        <w:t>Once an orb goes off screen, it’s never coming back.  So it’s a waste of resources to keep doing physics updates on it.</w:t>
       </w:r>
     </w:p>
     <w:p>
@@ -1138,57 +890,40 @@
         </w:numPr>
       </w:pPr>
       <w:r>
-        <w:t xml:space="preserve">Go to </w:t>
-      </w:r>
-      <w:proofErr w:type="spellStart"/>
-      <w:r>
-        <w:t>Orb.cs</w:t>
-      </w:r>
-      <w:proofErr w:type="spellEnd"/>
-      <w:r>
-        <w:t xml:space="preserve"> and fill in </w:t>
-      </w:r>
-      <w:proofErr w:type="spellStart"/>
-      <w:proofErr w:type="gramStart"/>
-      <w:r>
-        <w:rPr>
-          <w:rFonts w:ascii="Consolas" w:hAnsi="Consolas"/>
-        </w:rPr>
-        <w:t>OnBecameInvisible</w:t>
-      </w:r>
-      <w:proofErr w:type="spellEnd"/>
-      <w:r>
-        <w:rPr>
-          <w:rFonts w:ascii="Consolas" w:hAnsi="Consolas"/>
-        </w:rPr>
-        <w:t>(</w:t>
-      </w:r>
-      <w:proofErr w:type="gramEnd"/>
-      <w:r>
-        <w:rPr>
-          <w:rFonts w:ascii="Consolas" w:hAnsi="Consolas"/>
-        </w:rPr>
-        <w:t>)</w:t>
-      </w:r>
-      <w:r>
-        <w:t xml:space="preserve">, which is called when the orb goes off screen, so that it destroys the orb’s game object (it’s not enough to just destroy the Orb component).  Unity helpfully provides a </w:t>
-      </w:r>
-      <w:proofErr w:type="gramStart"/>
-      <w:r>
-        <w:rPr>
-          <w:rFonts w:ascii="Consolas" w:hAnsi="Consolas"/>
-        </w:rPr>
-        <w:t>Destroy(</w:t>
-      </w:r>
-      <w:proofErr w:type="gramEnd"/>
-      <w:r>
-        <w:rPr>
-          <w:rFonts w:ascii="Consolas" w:hAnsi="Consolas"/>
-        </w:rPr>
-        <w:t>)</w:t>
+        <w:t xml:space="preserve">Go to Orb.cs and fill in </w:t>
+      </w:r>
+      <w:r>
+        <w:rPr>
+          <w:rFonts w:ascii="Consolas" w:hAnsi="Consolas"/>
+        </w:rPr>
+        <w:t>OnBecameInvisible()</w:t>
+      </w:r>
+      <w:r>
+        <w:t xml:space="preserve">, which </w:t>
+      </w:r>
+      <w:r>
+        <w:t xml:space="preserve">Unity calls </w:t>
+      </w:r>
+      <w:r>
+        <w:t>when the orb goes off screen</w:t>
+      </w:r>
+      <w:r>
+        <w:t xml:space="preserve">.  Make it destroy </w:t>
+      </w:r>
+      <w:r>
+        <w:t xml:space="preserve">the orb’s game object.  Unity helpfully provides a </w:t>
+      </w:r>
+      <w:r>
+        <w:rPr>
+          <w:rFonts w:ascii="Consolas" w:hAnsi="Consolas"/>
+        </w:rPr>
+        <w:t>Destroy()</w:t>
       </w:r>
       <w:r>
         <w:t xml:space="preserve"> method.</w:t>
+      </w:r>
+      <w:r>
+        <w:t xml:space="preserve">  Note that it’s not enough to destroy just the Orb component; you need to destroy the whole game object.</w:t>
       </w:r>
     </w:p>
     <w:p>
@@ -1206,21 +941,7 @@
         <w:rPr>
           <w:rFonts w:ascii="Consolas" w:hAnsi="Consolas"/>
         </w:rPr>
-        <w:t>OnCollisionEnter2</w:t>
-      </w:r>
-      <w:proofErr w:type="gramStart"/>
-      <w:r>
-        <w:rPr>
-          <w:rFonts w:ascii="Consolas" w:hAnsi="Consolas"/>
-        </w:rPr>
-        <w:t>D(</w:t>
-      </w:r>
-      <w:proofErr w:type="gramEnd"/>
-      <w:r>
-        <w:rPr>
-          <w:rFonts w:ascii="Consolas" w:hAnsi="Consolas"/>
-        </w:rPr>
-        <w:t>)</w:t>
+        <w:t>OnCollisionEnter2D()</w:t>
       </w:r>
       <w:r>
         <w:t xml:space="preserve"> so that the orb also destroys itself if it hits something other than another orb</w:t>
@@ -1232,44 +953,16 @@
         <w:t xml:space="preserve">.  </w:t>
       </w:r>
       <w:r>
-        <w:t xml:space="preserve">The collider of the </w:t>
-      </w:r>
-      <w:proofErr w:type="spellStart"/>
-      <w:r>
-        <w:t>gameobject</w:t>
-      </w:r>
-      <w:proofErr w:type="spellEnd"/>
-      <w:r>
-        <w:t xml:space="preserve"> that hit the orb will be in the field </w:t>
-      </w:r>
-      <w:proofErr w:type="spellStart"/>
-      <w:proofErr w:type="gramStart"/>
+        <w:t xml:space="preserve">The collider of the gameobject that hit the orb will be in the field </w:t>
+      </w:r>
       <w:r>
         <w:rPr>
           <w:rFonts w:ascii="Consolas" w:hAnsi="Consolas"/>
         </w:rPr>
         <w:t>collision.collider</w:t>
       </w:r>
-      <w:proofErr w:type="spellEnd"/>
-      <w:proofErr w:type="gramEnd"/>
-      <w:r>
-        <w:t xml:space="preserve">.  The collider is a component of the </w:t>
-      </w:r>
-      <w:proofErr w:type="spellStart"/>
-      <w:r>
-        <w:t>gameobject</w:t>
-      </w:r>
-      <w:proofErr w:type="spellEnd"/>
-      <w:r>
-        <w:t xml:space="preserve">.  How could you use the collider to figure out whether the overall </w:t>
-      </w:r>
-      <w:proofErr w:type="spellStart"/>
-      <w:r>
-        <w:t>gameobject</w:t>
-      </w:r>
-      <w:proofErr w:type="spellEnd"/>
-      <w:r>
-        <w:t xml:space="preserve"> is another orb, or something else?</w:t>
+      <w:r>
+        <w:t>.  The collider is a component of the gameobject.  How could you use the collider to figure out whether the overall gameobject is another orb, or something else?</w:t>
       </w:r>
     </w:p>
     <w:p>
@@ -1282,110 +975,55 @@
     </w:p>
     <w:p>
       <w:r>
-        <w:t xml:space="preserve">Now go to </w:t>
-      </w:r>
-      <w:proofErr w:type="spellStart"/>
-      <w:r>
-        <w:t>Enemy.cs</w:t>
-      </w:r>
-      <w:proofErr w:type="spellEnd"/>
-      <w:r>
-        <w:t xml:space="preserve"> and fill in </w:t>
-      </w:r>
-      <w:proofErr w:type="gramStart"/>
-      <w:r>
-        <w:rPr>
-          <w:rFonts w:ascii="Consolas" w:hAnsi="Consolas"/>
-        </w:rPr>
-        <w:t>Update(</w:t>
-      </w:r>
-      <w:proofErr w:type="gramEnd"/>
-      <w:r>
-        <w:rPr>
-          <w:rFonts w:ascii="Consolas" w:hAnsi="Consolas"/>
-        </w:rPr>
-        <w:t>)</w:t>
+        <w:t xml:space="preserve">Now go to Enemy.cs and fill in </w:t>
+      </w:r>
+      <w:r>
+        <w:rPr>
+          <w:rFonts w:ascii="Consolas" w:hAnsi="Consolas"/>
+        </w:rPr>
+        <w:t>Update()</w:t>
       </w:r>
       <w:r>
         <w:t xml:space="preserve"> to call </w:t>
       </w:r>
-      <w:proofErr w:type="gramStart"/>
-      <w:r>
-        <w:rPr>
-          <w:rFonts w:ascii="Consolas" w:hAnsi="Consolas"/>
-        </w:rPr>
-        <w:t>Fire(</w:t>
-      </w:r>
-      <w:proofErr w:type="gramEnd"/>
-      <w:r>
-        <w:rPr>
-          <w:rFonts w:ascii="Consolas" w:hAnsi="Consolas"/>
-        </w:rPr>
-        <w:t>)</w:t>
+      <w:r>
+        <w:rPr>
+          <w:rFonts w:ascii="Consolas" w:hAnsi="Consolas"/>
+        </w:rPr>
+        <w:t>Fire()</w:t>
       </w:r>
       <w:r>
         <w:t xml:space="preserve"> every </w:t>
       </w:r>
-      <w:proofErr w:type="spellStart"/>
       <w:r>
         <w:rPr>
           <w:rFonts w:ascii="Consolas" w:hAnsi="Consolas"/>
         </w:rPr>
         <w:t>CoolDownTime</w:t>
       </w:r>
-      <w:proofErr w:type="spellEnd"/>
-      <w:r>
-        <w:t xml:space="preserve"> seconds, using the same technique you used in spawning.  Then fill in </w:t>
-      </w:r>
-      <w:proofErr w:type="gramStart"/>
-      <w:r>
-        <w:t>Fire(</w:t>
-      </w:r>
-      <w:proofErr w:type="gramEnd"/>
-      <w:r>
-        <w:t xml:space="preserve">) to shoot </w:t>
-      </w:r>
-      <w:r>
-        <w:t xml:space="preserve">an </w:t>
-      </w:r>
-      <w:proofErr w:type="spellStart"/>
-      <w:r>
-        <w:t>OrbPrefab</w:t>
-      </w:r>
-      <w:proofErr w:type="spellEnd"/>
-      <w:r>
-        <w:t xml:space="preserve"> in the direction </w:t>
-      </w:r>
-      <w:proofErr w:type="spellStart"/>
+      <w:r>
+        <w:t xml:space="preserve"> seconds, using the same technique you used in spawning.  Then fill in Fire() to shoot </w:t>
+      </w:r>
+      <w:r>
+        <w:t xml:space="preserve">an OrbPrefab in the direction </w:t>
+      </w:r>
       <w:r>
         <w:rPr>
           <w:rFonts w:ascii="Consolas" w:hAnsi="Consolas"/>
         </w:rPr>
         <w:t>HeadingToPlayer</w:t>
       </w:r>
-      <w:proofErr w:type="spellEnd"/>
       <w:r>
         <w:t xml:space="preserve">, at speed </w:t>
       </w:r>
-      <w:proofErr w:type="spellStart"/>
       <w:r>
         <w:rPr>
           <w:rFonts w:ascii="Consolas" w:hAnsi="Consolas"/>
         </w:rPr>
         <w:t>OrbVelocity</w:t>
       </w:r>
-      <w:proofErr w:type="spellEnd"/>
-      <w:r>
-        <w:t xml:space="preserve">.  But also set the </w:t>
-      </w:r>
-      <w:proofErr w:type="spellStart"/>
-      <w:proofErr w:type="gramStart"/>
-      <w:r>
-        <w:t>rigidbody’s</w:t>
-      </w:r>
-      <w:proofErr w:type="spellEnd"/>
-      <w:r>
-        <w:t xml:space="preserve"> </w:t>
+      <w:r>
+        <w:t xml:space="preserve">.  But also set the rigidbody’s </w:t>
       </w:r>
       <w:r>
         <w:rPr>
@@ -1393,18 +1031,15 @@
         </w:rPr>
         <w:t>.mass</w:t>
       </w:r>
-      <w:proofErr w:type="gramEnd"/>
       <w:r>
         <w:t xml:space="preserve"> field to </w:t>
       </w:r>
-      <w:proofErr w:type="spellStart"/>
       <w:r>
         <w:rPr>
           <w:rFonts w:ascii="Consolas" w:hAnsi="Consolas"/>
         </w:rPr>
         <w:t>OrbMass</w:t>
       </w:r>
-      <w:proofErr w:type="spellEnd"/>
       <w:r>
         <w:t>.  Again, this lets you tune how hard the orbs hit in the Unity Editor by changing their mass and velocity.  (Note: you don’t need to tune anything for this assignment.  You should just feel free to do so if you like.)</w:t>
       </w:r>
@@ -1436,15 +1071,7 @@
     </w:p>
     <w:p>
       <w:r>
-        <w:t>We’ve already included a component (</w:t>
-      </w:r>
-      <w:proofErr w:type="spellStart"/>
-      <w:r>
-        <w:t>Respawner</w:t>
-      </w:r>
-      <w:proofErr w:type="spellEnd"/>
-      <w:r>
-        <w:t xml:space="preserve">) that </w:t>
+        <w:t xml:space="preserve">We’ve already included a component (Respawner) that </w:t>
       </w:r>
       <w:r>
         <w:t>moves the player and enemies back on screen if they move off screen.  But we also want those events to score points.</w:t>
@@ -1452,48 +1079,16 @@
     </w:p>
     <w:p>
       <w:r>
-        <w:t xml:space="preserve">Go to </w:t>
-      </w:r>
-      <w:proofErr w:type="spellStart"/>
-      <w:r>
-        <w:t>ScoreKeeper.cs</w:t>
-      </w:r>
-      <w:proofErr w:type="spellEnd"/>
-      <w:r>
-        <w:t xml:space="preserve"> and fill in </w:t>
-      </w:r>
-      <w:proofErr w:type="spellStart"/>
-      <w:proofErr w:type="gramStart"/>
-      <w:r>
-        <w:rPr>
-          <w:rFonts w:ascii="Consolas" w:hAnsi="Consolas"/>
-        </w:rPr>
-        <w:t>ScorePointsInternal</w:t>
-      </w:r>
-      <w:proofErr w:type="spellEnd"/>
-      <w:r>
-        <w:rPr>
-          <w:rFonts w:ascii="Consolas" w:hAnsi="Consolas"/>
-        </w:rPr>
-        <w:t>(</w:t>
-      </w:r>
-      <w:proofErr w:type="gramEnd"/>
-      <w:r>
-        <w:rPr>
-          <w:rFonts w:ascii="Consolas" w:hAnsi="Consolas"/>
-        </w:rPr>
-        <w:t>)</w:t>
-      </w:r>
-      <w:r>
-        <w:t xml:space="preserve"> so that it increments the score by the specified number of </w:t>
-      </w:r>
-      <w:proofErr w:type="gramStart"/>
-      <w:r>
-        <w:t>points, and</w:t>
-      </w:r>
-      <w:proofErr w:type="gramEnd"/>
-      <w:r>
-        <w:t xml:space="preserve"> then updates the </w:t>
+        <w:t xml:space="preserve">Go to ScoreKeeper.cs and fill in </w:t>
+      </w:r>
+      <w:r>
+        <w:rPr>
+          <w:rFonts w:ascii="Consolas" w:hAnsi="Consolas"/>
+        </w:rPr>
+        <w:t>ScorePointsInternal()</w:t>
+      </w:r>
+      <w:r>
+        <w:t xml:space="preserve"> so that it increments the score by the specified number of points, and then updates the </w:t>
       </w:r>
       <w:r>
         <w:rPr>
@@ -1504,76 +1099,35 @@
       <w:r>
         <w:t xml:space="preserve"> field of </w:t>
       </w:r>
-      <w:proofErr w:type="spellStart"/>
       <w:r>
         <w:rPr>
           <w:rFonts w:ascii="Consolas" w:hAnsi="Consolas"/>
         </w:rPr>
         <w:t>scoreDisplay</w:t>
       </w:r>
-      <w:proofErr w:type="spellEnd"/>
       <w:r>
         <w:t>.</w:t>
       </w:r>
     </w:p>
     <w:p>
       <w:r>
+        <w:lastRenderedPageBreak/>
         <w:t xml:space="preserve">Now add </w:t>
       </w:r>
-      <w:proofErr w:type="spellStart"/>
-      <w:proofErr w:type="gramStart"/>
-      <w:r>
-        <w:rPr>
-          <w:rFonts w:ascii="Consolas" w:hAnsi="Consolas"/>
-        </w:rPr>
-        <w:t>OnBecameInvisible</w:t>
-      </w:r>
-      <w:proofErr w:type="spellEnd"/>
-      <w:r>
-        <w:rPr>
-          <w:rFonts w:ascii="Consolas" w:hAnsi="Consolas"/>
-        </w:rPr>
-        <w:t>(</w:t>
-      </w:r>
-      <w:proofErr w:type="gramEnd"/>
-      <w:r>
-        <w:rPr>
-          <w:rFonts w:ascii="Consolas" w:hAnsi="Consolas"/>
-        </w:rPr>
-        <w:t>)</w:t>
-      </w:r>
-      <w:r>
-        <w:t xml:space="preserve"> methods to </w:t>
-      </w:r>
-      <w:proofErr w:type="spellStart"/>
-      <w:r>
-        <w:t>Player.cs</w:t>
-      </w:r>
-      <w:proofErr w:type="spellEnd"/>
-      <w:r>
-        <w:t xml:space="preserve"> and </w:t>
-      </w:r>
-      <w:proofErr w:type="spellStart"/>
-      <w:r>
-        <w:t>Enemy.cs</w:t>
-      </w:r>
-      <w:proofErr w:type="spellEnd"/>
-      <w:r>
-        <w:t xml:space="preserve"> that call </w:t>
-      </w:r>
-      <w:proofErr w:type="spellStart"/>
-      <w:r>
-        <w:rPr>
-          <w:rFonts w:ascii="Consolas" w:hAnsi="Consolas"/>
-        </w:rPr>
-        <w:t>ScoreKeeper.ScorePoints</w:t>
-      </w:r>
-      <w:proofErr w:type="spellEnd"/>
-      <w:r>
-        <w:rPr>
-          <w:rFonts w:ascii="Consolas" w:hAnsi="Consolas"/>
-        </w:rPr>
-        <w:t>()</w:t>
+      <w:r>
+        <w:rPr>
+          <w:rFonts w:ascii="Consolas" w:hAnsi="Consolas"/>
+        </w:rPr>
+        <w:t>OnBecameInvisible()</w:t>
+      </w:r>
+      <w:r>
+        <w:t xml:space="preserve"> methods to Player.cs and Enemy.cs that call </w:t>
+      </w:r>
+      <w:r>
+        <w:rPr>
+          <w:rFonts w:ascii="Consolas" w:hAnsi="Consolas"/>
+        </w:rPr>
+        <w:t>ScoreKeeper.ScorePoints()</w:t>
       </w:r>
       <w:r>
         <w:t>.  The score should go up by 1 when an enemy goes off screen, down by one when the player does.</w:t>
@@ -1596,21 +1150,12 @@
         <w:pStyle w:val="Heading1"/>
       </w:pPr>
       <w:r>
-        <w:lastRenderedPageBreak/>
         <w:t>Making sure your code doesn’t have issues</w:t>
       </w:r>
     </w:p>
     <w:p>
       <w:r>
-        <w:t xml:space="preserve">Now you want to make sure </w:t>
-      </w:r>
-      <w:proofErr w:type="gramStart"/>
-      <w:r>
-        <w:t>you</w:t>
-      </w:r>
-      <w:proofErr w:type="gramEnd"/>
-      <w:r>
-        <w:t xml:space="preserve"> code doesn’t have any errors in it.  First, let’s make sure it compiles without any warnings.  In </w:t>
+        <w:t xml:space="preserve">Now you want to make sure you code doesn’t have any errors in it.  First, let’s make sure it compiles without any warnings.  In </w:t>
       </w:r>
       <w:r>
         <w:t>Rider</w:t>
@@ -1621,36 +1166,12 @@
     </w:p>
     <w:p>
       <w:r>
-        <w:t xml:space="preserve">Now go to the Unity window and find the Unity “Console”.  You’ll find it in the Console tab in the bottom pane of the window.  This is where exceptions get printed if your code throws and exception.  You can also display messages here manually using Unity’s </w:t>
-      </w:r>
-      <w:proofErr w:type="spellStart"/>
-      <w:r>
-        <w:t>Debug.Log</w:t>
-      </w:r>
-      <w:proofErr w:type="spellEnd"/>
-      <w:r>
-        <w:t xml:space="preserve">() method.  However, the final code you turn in for your project should not call </w:t>
-      </w:r>
-      <w:proofErr w:type="spellStart"/>
-      <w:r>
-        <w:t>Debug.Log</w:t>
-      </w:r>
-      <w:proofErr w:type="spellEnd"/>
-      <w:r>
-        <w:t>() or otherwise print any messages in the console window.</w:t>
-      </w:r>
-    </w:p>
-    <w:p>
-      <w:r>
-        <w:t xml:space="preserve">Run your project.  Let it run for a minute or so, pressing buttons and moving the joysticks around, just to make sure no errors happen and you don’t have any </w:t>
-      </w:r>
-      <w:proofErr w:type="spellStart"/>
-      <w:r>
-        <w:t>Debug.Log</w:t>
-      </w:r>
-      <w:proofErr w:type="spellEnd"/>
-      <w:r>
-        <w:t>() calls left.</w:t>
+        <w:t>Now go to the Unity window and find the Unity “Console”.  You’ll find it in the Console tab in the bottom pane of the window.  This is where exceptions get printed if your code throws and exception.  You can also display messages here manually using Unity’s Debug.Log() method.  However, the final code you turn in for your project should not call Debug.Log() or otherwise print any messages in the console window.</w:t>
+      </w:r>
+    </w:p>
+    <w:p>
+      <w:r>
+        <w:t>Run your project.  Let it run for a minute or so, pressing buttons and moving the joysticks around, just to make sure no errors happen and you don’t have any Debug.Log() calls left.</w:t>
       </w:r>
     </w:p>
     <w:p>
@@ -1707,15 +1228,7 @@
         <w:t xml:space="preserve">ake a folder with copies of the .cs files from the Assets folder (again, </w:t>
       </w:r>
       <w:r>
-        <w:t xml:space="preserve">ignore the </w:t>
-      </w:r>
-      <w:proofErr w:type="spellStart"/>
-      <w:r>
-        <w:t>TextMeshPro</w:t>
-      </w:r>
-      <w:proofErr w:type="spellEnd"/>
-      <w:r>
-        <w:t xml:space="preserve"> folder).</w:t>
+        <w:t>ignore the TextMeshPro folder).</w:t>
       </w:r>
       <w:r>
         <w:t xml:space="preserve">  </w:t>
@@ -1737,15 +1250,7 @@
         </w:numPr>
       </w:pPr>
       <w:r>
-        <w:t xml:space="preserve">Make a zip file of the folder with your .cs </w:t>
-      </w:r>
-      <w:proofErr w:type="gramStart"/>
-      <w:r>
-        <w:t>files, and</w:t>
-      </w:r>
-      <w:proofErr w:type="gramEnd"/>
-      <w:r>
-        <w:t xml:space="preserve"> upload it to Canvas.</w:t>
+        <w:t>Make a zip file of the folder with your .cs files, and upload it to Canvas.</w:t>
       </w:r>
     </w:p>
     <w:p>
